--- a/07_Methoden/Übungen/HarshadNumbers/HarshadNumbers.docx
+++ b/07_Methoden/Übungen/HarshadNumbers/HarshadNumbers.docx
@@ -1,6 +1,6 @@
 
 <file path=word/document.xml><?xml version="1.0" encoding="utf-8"?>
-<w:document xmlns:wpc="http://schemas.microsoft.com/office/word/2010/wordprocessingCanvas" xmlns:cx="http://schemas.microsoft.com/office/drawing/2014/chartex" xmlns:cx1="http://schemas.microsoft.com/office/drawing/2015/9/8/chartex" xmlns:cx2="http://schemas.microsoft.com/office/drawing/2015/10/21/chartex" xmlns:cx3="http://schemas.microsoft.com/office/drawing/2016/5/9/chartex" xmlns:cx4="http://schemas.microsoft.com/office/drawing/2016/5/10/chartex" xmlns:cx5="http://schemas.microsoft.com/office/drawing/2016/5/11/chartex" xmlns:cx6="http://schemas.microsoft.com/office/drawing/2016/5/12/chartex" xmlns:cx7="http://schemas.microsoft.com/office/drawing/2016/5/13/chartex" xmlns:cx8="http://schemas.microsoft.com/office/drawing/2016/5/14/chartex" xmlns:mc="http://schemas.openxmlformats.org/markup-compatibility/2006" xmlns:aink="http://schemas.microsoft.com/office/drawing/2016/ink" xmlns:am3d="http://schemas.microsoft.com/office/drawing/2017/model3d" xmlns:o="urn:schemas-microsoft-com:office:office" xmlns:r="http://schemas.openxmlformats.org/officeDocument/2006/relationships" xmlns:m="http://schemas.openxmlformats.org/officeDocument/2006/math" xmlns:v="urn:schemas-microsoft-com:vml" xmlns:wp14="http://schemas.microsoft.com/office/word/2010/wordprocessingDrawing" xmlns:wp="http://schemas.openxmlformats.org/drawingml/2006/wordprocessingDrawing" xmlns:w10="urn:schemas-microsoft-com:office:word" xmlns:w="http://schemas.openxmlformats.org/wordprocessingml/2006/main" xmlns:w14="http://schemas.microsoft.com/office/word/2010/wordml" xmlns:w15="http://schemas.microsoft.com/office/word/2012/wordml" xmlns:w16cex="http://schemas.microsoft.com/office/word/2018/wordml/cex" xmlns:w16cid="http://schemas.microsoft.com/office/word/2016/wordml/cid" xmlns:w16="http://schemas.microsoft.com/office/word/2018/wordml" xmlns:w16sdtdh="http://schemas.microsoft.com/office/word/2020/wordml/sdtdatahash" xmlns:w16se="http://schemas.microsoft.com/office/word/2015/wordml/symex" xmlns:wpg="http://schemas.microsoft.com/office/word/2010/wordprocessingGroup" xmlns:wpi="http://schemas.microsoft.com/office/word/2010/wordprocessingInk" xmlns:wne="http://schemas.microsoft.com/office/word/2006/wordml" xmlns:wps="http://schemas.microsoft.com/office/word/2010/wordprocessingShape" mc:Ignorable="w14 w15 w16se w16cid w16 w16cex w16sdtdh wp14">
+<w:document xmlns:wpc="http://schemas.microsoft.com/office/word/2010/wordprocessingCanvas" xmlns:cx="http://schemas.microsoft.com/office/drawing/2014/chartex" xmlns:cx1="http://schemas.microsoft.com/office/drawing/2015/9/8/chartex" xmlns:cx2="http://schemas.microsoft.com/office/drawing/2015/10/21/chartex" xmlns:cx3="http://schemas.microsoft.com/office/drawing/2016/5/9/chartex" xmlns:cx4="http://schemas.microsoft.com/office/drawing/2016/5/10/chartex" xmlns:cx5="http://schemas.microsoft.com/office/drawing/2016/5/11/chartex" xmlns:cx6="http://schemas.microsoft.com/office/drawing/2016/5/12/chartex" xmlns:cx7="http://schemas.microsoft.com/office/drawing/2016/5/13/chartex" xmlns:cx8="http://schemas.microsoft.com/office/drawing/2016/5/14/chartex" xmlns:mc="http://schemas.openxmlformats.org/markup-compatibility/2006" xmlns:aink="http://schemas.microsoft.com/office/drawing/2016/ink" xmlns:am3d="http://schemas.microsoft.com/office/drawing/2017/model3d" xmlns:o="urn:schemas-microsoft-com:office:office" xmlns:oel="http://schemas.microsoft.com/office/2019/extlst" xmlns:r="http://schemas.openxmlformats.org/officeDocument/2006/relationships" xmlns:m="http://schemas.openxmlformats.org/officeDocument/2006/math" xmlns:v="urn:schemas-microsoft-com:vml" xmlns:wp14="http://schemas.microsoft.com/office/word/2010/wordprocessingDrawing" xmlns:wp="http://schemas.openxmlformats.org/drawingml/2006/wordprocessingDrawing" xmlns:w10="urn:schemas-microsoft-com:office:word" xmlns:w="http://schemas.openxmlformats.org/wordprocessingml/2006/main" xmlns:w14="http://schemas.microsoft.com/office/word/2010/wordml" xmlns:w15="http://schemas.microsoft.com/office/word/2012/wordml" xmlns:w16cex="http://schemas.microsoft.com/office/word/2018/wordml/cex" xmlns:w16cid="http://schemas.microsoft.com/office/word/2016/wordml/cid" xmlns:w16="http://schemas.microsoft.com/office/word/2018/wordml" xmlns:w16du="http://schemas.microsoft.com/office/word/2023/wordml/word16du" xmlns:w16sdtdh="http://schemas.microsoft.com/office/word/2020/wordml/sdtdatahash" xmlns:w16sdtfl="http://schemas.microsoft.com/office/word/2024/wordml/sdtformatlock" xmlns:w16se="http://schemas.microsoft.com/office/word/2015/wordml/symex" xmlns:wpg="http://schemas.microsoft.com/office/word/2010/wordprocessingGroup" xmlns:wpi="http://schemas.microsoft.com/office/word/2010/wordprocessingInk" xmlns:wne="http://schemas.microsoft.com/office/word/2006/wordml" xmlns:wps="http://schemas.microsoft.com/office/word/2010/wordprocessingShape" mc:Ignorable="w14 w15 w16se w16cid w16 w16cex w16sdtdh w16sdtfl w16du wp14">
   <w:body>
     <w:p>
       <w:pPr>
@@ -89,10 +89,7 @@
         <w:t xml:space="preserve">Schreibe ein Programm zum Bestimmen aller </w:t>
       </w:r>
       <w:r>
-        <w:t>Harshad</w:t>
-      </w:r>
-      <w:r>
-        <w:t xml:space="preserve">-Zahlen </w:t>
+        <w:t xml:space="preserve">Harshad-Zahlen </w:t>
       </w:r>
       <w:r>
         <w:t xml:space="preserve">bis </w:t>
@@ -126,14 +123,23 @@
     <w:p>
       <w:pPr>
         <w:spacing w:after="0" w:line="240" w:lineRule="auto"/>
-      </w:pPr>
-      <w:r>
+        <w:rPr>
+          <w:lang w:val="en-US"/>
+        </w:rPr>
+      </w:pPr>
+      <w:r>
+        <w:rPr>
+          <w:lang w:val="en-US"/>
+        </w:rPr>
         <w:t>Ausgabebeispiel:</w:t>
       </w:r>
     </w:p>
     <w:p>
       <w:pPr>
         <w:spacing w:after="0" w:line="240" w:lineRule="auto"/>
+        <w:rPr>
+          <w:lang w:val="en-US"/>
+        </w:rPr>
       </w:pPr>
     </w:p>
     <w:p>
@@ -141,11 +147,13 @@
         <w:spacing w:after="0" w:line="240" w:lineRule="auto"/>
         <w:rPr>
           <w:rFonts w:ascii="Courier New" w:hAnsi="Courier New" w:cs="Courier New"/>
+          <w:lang w:val="en-US"/>
         </w:rPr>
       </w:pPr>
       <w:r>
         <w:rPr>
           <w:rFonts w:ascii="Courier New" w:hAnsi="Courier New" w:cs="Courier New"/>
+          <w:lang w:val="en-US"/>
         </w:rPr>
         <w:t>Find Harshad Numbers</w:t>
       </w:r>
@@ -155,11 +163,13 @@
         <w:spacing w:after="0" w:line="240" w:lineRule="auto"/>
         <w:rPr>
           <w:rFonts w:ascii="Courier New" w:hAnsi="Courier New" w:cs="Courier New"/>
+          <w:lang w:val="en-US"/>
         </w:rPr>
       </w:pPr>
       <w:r>
         <w:rPr>
           <w:rFonts w:ascii="Courier New" w:hAnsi="Courier New" w:cs="Courier New"/>
+          <w:lang w:val="en-US"/>
         </w:rPr>
         <w:t>****************************</w:t>
       </w:r>
@@ -169,11 +179,13 @@
         <w:spacing w:after="0" w:line="240" w:lineRule="auto"/>
         <w:rPr>
           <w:rFonts w:ascii="Courier New" w:hAnsi="Courier New" w:cs="Courier New"/>
+          <w:lang w:val="en-US"/>
         </w:rPr>
       </w:pPr>
       <w:r>
         <w:rPr>
           <w:rFonts w:ascii="Courier New" w:hAnsi="Courier New" w:cs="Courier New"/>
+          <w:lang w:val="en-US"/>
         </w:rPr>
         <w:t>1,2,3,4,5,6,7,8,9,10,</w:t>
       </w:r>
@@ -183,11 +195,13 @@
         <w:spacing w:after="0" w:line="240" w:lineRule="auto"/>
         <w:rPr>
           <w:rFonts w:ascii="Courier New" w:hAnsi="Courier New" w:cs="Courier New"/>
+          <w:lang w:val="en-US"/>
         </w:rPr>
       </w:pPr>
       <w:r>
         <w:rPr>
           <w:rFonts w:ascii="Courier New" w:hAnsi="Courier New" w:cs="Courier New"/>
+          <w:lang w:val="en-US"/>
         </w:rPr>
         <w:t>12,18,20,21,24,27,30,36,40,42,</w:t>
       </w:r>
@@ -197,11 +211,13 @@
         <w:spacing w:after="0" w:line="240" w:lineRule="auto"/>
         <w:rPr>
           <w:rFonts w:ascii="Courier New" w:hAnsi="Courier New" w:cs="Courier New"/>
+          <w:lang w:val="en-US"/>
         </w:rPr>
       </w:pPr>
       <w:r>
         <w:rPr>
           <w:rFonts w:ascii="Courier New" w:hAnsi="Courier New" w:cs="Courier New"/>
+          <w:lang w:val="en-US"/>
         </w:rPr>
         <w:t>45,48,50,54,60,63,70,72,80,81,</w:t>
       </w:r>
@@ -211,11 +227,13 @@
         <w:spacing w:after="0" w:line="240" w:lineRule="auto"/>
         <w:rPr>
           <w:rFonts w:ascii="Courier New" w:hAnsi="Courier New" w:cs="Courier New"/>
+          <w:lang w:val="en-US"/>
         </w:rPr>
       </w:pPr>
       <w:r>
         <w:rPr>
           <w:rFonts w:ascii="Courier New" w:hAnsi="Courier New" w:cs="Courier New"/>
+          <w:lang w:val="en-US"/>
         </w:rPr>
         <w:t>84,90,100,102,108,110,111,112,114,117,</w:t>
       </w:r>
@@ -225,11 +243,13 @@
         <w:spacing w:after="0" w:line="240" w:lineRule="auto"/>
         <w:rPr>
           <w:rFonts w:ascii="Courier New" w:hAnsi="Courier New" w:cs="Courier New"/>
+          <w:lang w:val="en-US"/>
         </w:rPr>
       </w:pPr>
       <w:r>
         <w:rPr>
           <w:rFonts w:ascii="Courier New" w:hAnsi="Courier New" w:cs="Courier New"/>
+          <w:lang w:val="en-US"/>
         </w:rPr>
         <w:t>120,126,132,133,135,140,144,150,152,153,</w:t>
       </w:r>
@@ -239,11 +259,13 @@
         <w:spacing w:after="0" w:line="240" w:lineRule="auto"/>
         <w:rPr>
           <w:rFonts w:ascii="Courier New" w:hAnsi="Courier New" w:cs="Courier New"/>
+          <w:lang w:val="en-US"/>
         </w:rPr>
       </w:pPr>
       <w:r>
         <w:rPr>
           <w:rFonts w:ascii="Courier New" w:hAnsi="Courier New" w:cs="Courier New"/>
+          <w:lang w:val="en-US"/>
         </w:rPr>
         <w:t>156,162,171,180,190,192,195,198,200,201,</w:t>
       </w:r>
@@ -253,11 +275,13 @@
         <w:spacing w:after="0" w:line="240" w:lineRule="auto"/>
         <w:rPr>
           <w:rFonts w:ascii="Courier New" w:hAnsi="Courier New" w:cs="Courier New"/>
+          <w:lang w:val="en-US"/>
         </w:rPr>
       </w:pPr>
       <w:r>
         <w:rPr>
           <w:rFonts w:ascii="Courier New" w:hAnsi="Courier New" w:cs="Courier New"/>
+          <w:lang w:val="en-US"/>
         </w:rPr>
         <w:t>204,207,209,210,216,220,222,224,225,228,</w:t>
       </w:r>
@@ -267,11 +291,13 @@
         <w:spacing w:after="0" w:line="240" w:lineRule="auto"/>
         <w:rPr>
           <w:rFonts w:ascii="Courier New" w:hAnsi="Courier New" w:cs="Courier New"/>
+          <w:lang w:val="en-US"/>
         </w:rPr>
       </w:pPr>
       <w:r>
         <w:rPr>
           <w:rFonts w:ascii="Courier New" w:hAnsi="Courier New" w:cs="Courier New"/>
+          <w:lang w:val="en-US"/>
         </w:rPr>
         <w:t>230,234,240,243,247,252,261,264,266,270,</w:t>
       </w:r>
@@ -281,11 +307,13 @@
         <w:spacing w:after="0" w:line="240" w:lineRule="auto"/>
         <w:rPr>
           <w:rFonts w:ascii="Courier New" w:hAnsi="Courier New" w:cs="Courier New"/>
+          <w:lang w:val="en-US"/>
         </w:rPr>
       </w:pPr>
       <w:r>
         <w:rPr>
           <w:rFonts w:ascii="Courier New" w:hAnsi="Courier New" w:cs="Courier New"/>
+          <w:lang w:val="en-US"/>
         </w:rPr>
         <w:t>280,285,288,300,306,308,312,315,320,322,</w:t>
       </w:r>
@@ -295,11 +323,13 @@
         <w:spacing w:after="0" w:line="240" w:lineRule="auto"/>
         <w:rPr>
           <w:rFonts w:ascii="Courier New" w:hAnsi="Courier New" w:cs="Courier New"/>
+          <w:lang w:val="en-US"/>
         </w:rPr>
       </w:pPr>
       <w:r>
         <w:rPr>
           <w:rFonts w:ascii="Courier New" w:hAnsi="Courier New" w:cs="Courier New"/>
+          <w:lang w:val="en-US"/>
         </w:rPr>
         <w:t>324,330,333,336,342,351,360,364,370,372,</w:t>
       </w:r>
@@ -309,11 +339,13 @@
         <w:spacing w:after="0" w:line="240" w:lineRule="auto"/>
         <w:rPr>
           <w:rFonts w:ascii="Courier New" w:hAnsi="Courier New" w:cs="Courier New"/>
+          <w:lang w:val="en-US"/>
         </w:rPr>
       </w:pPr>
       <w:r>
         <w:rPr>
           <w:rFonts w:ascii="Courier New" w:hAnsi="Courier New" w:cs="Courier New"/>
+          <w:lang w:val="en-US"/>
         </w:rPr>
         <w:t>375,378,392,396,399,400,402,405,407,408,</w:t>
       </w:r>
@@ -323,11 +355,13 @@
         <w:spacing w:after="0" w:line="240" w:lineRule="auto"/>
         <w:rPr>
           <w:rFonts w:ascii="Courier New" w:hAnsi="Courier New" w:cs="Courier New"/>
+          <w:lang w:val="en-US"/>
         </w:rPr>
       </w:pPr>
       <w:r>
         <w:rPr>
           <w:rFonts w:ascii="Courier New" w:hAnsi="Courier New" w:cs="Courier New"/>
+          <w:lang w:val="en-US"/>
         </w:rPr>
         <w:t>410,414,420,423,432,440,441,444,448,450,</w:t>
       </w:r>
@@ -337,13 +371,22 @@
         <w:spacing w:after="0" w:line="240" w:lineRule="auto"/>
         <w:rPr>
           <w:rFonts w:ascii="Courier New" w:hAnsi="Courier New" w:cs="Courier New"/>
+          <w:lang w:val="en-US"/>
         </w:rPr>
       </w:pPr>
       <w:r>
         <w:rPr>
           <w:rFonts w:ascii="Courier New" w:hAnsi="Courier New" w:cs="Courier New"/>
+          <w:lang w:val="en-US"/>
         </w:rPr>
         <w:t>460,465,468,476,480,481,486</w:t>
+      </w:r>
+      <w:r>
+        <w:rPr>
+          <w:rFonts w:ascii="Courier New" w:hAnsi="Courier New" w:cs="Courier New"/>
+          <w:lang w:val="en-US"/>
+        </w:rPr>
+        <w:t>,500</w:t>
       </w:r>
     </w:p>
     <w:p>
@@ -351,11 +394,13 @@
         <w:spacing w:after="0" w:line="240" w:lineRule="auto"/>
         <w:rPr>
           <w:rFonts w:ascii="Courier New" w:hAnsi="Courier New" w:cs="Courier New"/>
+          <w:lang w:val="en-US"/>
         </w:rPr>
       </w:pPr>
       <w:r>
         <w:rPr>
           <w:rFonts w:ascii="Courier New" w:hAnsi="Courier New" w:cs="Courier New"/>
+          <w:lang w:val="en-US"/>
         </w:rPr>
         <w:t>****************************</w:t>
       </w:r>
@@ -365,13 +410,29 @@
         <w:spacing w:after="0" w:line="240" w:lineRule="auto"/>
         <w:rPr>
           <w:rFonts w:ascii="Courier New" w:hAnsi="Courier New" w:cs="Courier New"/>
+          <w:lang w:val="en-US"/>
         </w:rPr>
       </w:pPr>
       <w:r>
         <w:rPr>
           <w:rFonts w:ascii="Courier New" w:hAnsi="Courier New" w:cs="Courier New"/>
-        </w:rPr>
-        <w:t>Found 95427 Harshad numbers in the range of [1..1000000]</w:t>
+          <w:lang w:val="en-US"/>
+        </w:rPr>
+        <w:t>Found 9542</w:t>
+      </w:r>
+      <w:r>
+        <w:rPr>
+          <w:rFonts w:ascii="Courier New" w:hAnsi="Courier New" w:cs="Courier New"/>
+          <w:lang w:val="en-US"/>
+        </w:rPr>
+        <w:t>8</w:t>
+      </w:r>
+      <w:r>
+        <w:rPr>
+          <w:rFonts w:ascii="Courier New" w:hAnsi="Courier New" w:cs="Courier New"/>
+          <w:lang w:val="en-US"/>
+        </w:rPr>
+        <w:t xml:space="preserve"> Harshad numbers in the range of [1..1000000]</w:t>
       </w:r>
     </w:p>
     <w:p>
@@ -465,7 +526,7 @@
 </file>
 
 <file path=word/endnotes.xml><?xml version="1.0" encoding="utf-8"?>
-<w:endnotes xmlns:wpc="http://schemas.microsoft.com/office/word/2010/wordprocessingCanvas" xmlns:cx="http://schemas.microsoft.com/office/drawing/2014/chartex" xmlns:cx1="http://schemas.microsoft.com/office/drawing/2015/9/8/chartex" xmlns:cx2="http://schemas.microsoft.com/office/drawing/2015/10/21/chartex" xmlns:cx3="http://schemas.microsoft.com/office/drawing/2016/5/9/chartex" xmlns:cx4="http://schemas.microsoft.com/office/drawing/2016/5/10/chartex" xmlns:cx5="http://schemas.microsoft.com/office/drawing/2016/5/11/chartex" xmlns:cx6="http://schemas.microsoft.com/office/drawing/2016/5/12/chartex" xmlns:cx7="http://schemas.microsoft.com/office/drawing/2016/5/13/chartex" xmlns:cx8="http://schemas.microsoft.com/office/drawing/2016/5/14/chartex" xmlns:mc="http://schemas.openxmlformats.org/markup-compatibility/2006" xmlns:aink="http://schemas.microsoft.com/office/drawing/2016/ink" xmlns:am3d="http://schemas.microsoft.com/office/drawing/2017/model3d" xmlns:o="urn:schemas-microsoft-com:office:office" xmlns:r="http://schemas.openxmlformats.org/officeDocument/2006/relationships" xmlns:m="http://schemas.openxmlformats.org/officeDocument/2006/math" xmlns:v="urn:schemas-microsoft-com:vml" xmlns:wp14="http://schemas.microsoft.com/office/word/2010/wordprocessingDrawing" xmlns:wp="http://schemas.openxmlformats.org/drawingml/2006/wordprocessingDrawing" xmlns:w10="urn:schemas-microsoft-com:office:word" xmlns:w="http://schemas.openxmlformats.org/wordprocessingml/2006/main" xmlns:w14="http://schemas.microsoft.com/office/word/2010/wordml" xmlns:w15="http://schemas.microsoft.com/office/word/2012/wordml" xmlns:w16cex="http://schemas.microsoft.com/office/word/2018/wordml/cex" xmlns:w16cid="http://schemas.microsoft.com/office/word/2016/wordml/cid" xmlns:w16="http://schemas.microsoft.com/office/word/2018/wordml" xmlns:w16sdtdh="http://schemas.microsoft.com/office/word/2020/wordml/sdtdatahash" xmlns:w16se="http://schemas.microsoft.com/office/word/2015/wordml/symex" xmlns:wpg="http://schemas.microsoft.com/office/word/2010/wordprocessingGroup" xmlns:wpi="http://schemas.microsoft.com/office/word/2010/wordprocessingInk" xmlns:wne="http://schemas.microsoft.com/office/word/2006/wordml" xmlns:wps="http://schemas.microsoft.com/office/word/2010/wordprocessingShape" mc:Ignorable="w14 w15 w16se w16cid w16 w16cex w16sdtdh wp14">
+<w:endnotes xmlns:wpc="http://schemas.microsoft.com/office/word/2010/wordprocessingCanvas" xmlns:cx="http://schemas.microsoft.com/office/drawing/2014/chartex" xmlns:cx1="http://schemas.microsoft.com/office/drawing/2015/9/8/chartex" xmlns:cx2="http://schemas.microsoft.com/office/drawing/2015/10/21/chartex" xmlns:cx3="http://schemas.microsoft.com/office/drawing/2016/5/9/chartex" xmlns:cx4="http://schemas.microsoft.com/office/drawing/2016/5/10/chartex" xmlns:cx5="http://schemas.microsoft.com/office/drawing/2016/5/11/chartex" xmlns:cx6="http://schemas.microsoft.com/office/drawing/2016/5/12/chartex" xmlns:cx7="http://schemas.microsoft.com/office/drawing/2016/5/13/chartex" xmlns:cx8="http://schemas.microsoft.com/office/drawing/2016/5/14/chartex" xmlns:mc="http://schemas.openxmlformats.org/markup-compatibility/2006" xmlns:aink="http://schemas.microsoft.com/office/drawing/2016/ink" xmlns:am3d="http://schemas.microsoft.com/office/drawing/2017/model3d" xmlns:o="urn:schemas-microsoft-com:office:office" xmlns:oel="http://schemas.microsoft.com/office/2019/extlst" xmlns:r="http://schemas.openxmlformats.org/officeDocument/2006/relationships" xmlns:m="http://schemas.openxmlformats.org/officeDocument/2006/math" xmlns:v="urn:schemas-microsoft-com:vml" xmlns:wp14="http://schemas.microsoft.com/office/word/2010/wordprocessingDrawing" xmlns:wp="http://schemas.openxmlformats.org/drawingml/2006/wordprocessingDrawing" xmlns:w10="urn:schemas-microsoft-com:office:word" xmlns:w="http://schemas.openxmlformats.org/wordprocessingml/2006/main" xmlns:w14="http://schemas.microsoft.com/office/word/2010/wordml" xmlns:w15="http://schemas.microsoft.com/office/word/2012/wordml" xmlns:w16cex="http://schemas.microsoft.com/office/word/2018/wordml/cex" xmlns:w16cid="http://schemas.microsoft.com/office/word/2016/wordml/cid" xmlns:w16="http://schemas.microsoft.com/office/word/2018/wordml" xmlns:w16du="http://schemas.microsoft.com/office/word/2023/wordml/word16du" xmlns:w16sdtdh="http://schemas.microsoft.com/office/word/2020/wordml/sdtdatahash" xmlns:w16sdtfl="http://schemas.microsoft.com/office/word/2024/wordml/sdtformatlock" xmlns:w16se="http://schemas.microsoft.com/office/word/2015/wordml/symex" xmlns:wpg="http://schemas.microsoft.com/office/word/2010/wordprocessingGroup" xmlns:wpi="http://schemas.microsoft.com/office/word/2010/wordprocessingInk" xmlns:wne="http://schemas.microsoft.com/office/word/2006/wordml" xmlns:wps="http://schemas.microsoft.com/office/word/2010/wordprocessingShape" mc:Ignorable="w14 w15 w16se w16cid w16 w16cex w16sdtdh w16sdtfl w16du wp14">
   <w:endnote w:type="separator" w:id="-1">
     <w:p>
       <w:pPr>
@@ -490,7 +551,7 @@
 </file>
 
 <file path=word/footer1.xml><?xml version="1.0" encoding="utf-8"?>
-<w:ftr xmlns:wpc="http://schemas.microsoft.com/office/word/2010/wordprocessingCanvas" xmlns:cx="http://schemas.microsoft.com/office/drawing/2014/chartex" xmlns:cx1="http://schemas.microsoft.com/office/drawing/2015/9/8/chartex" xmlns:cx2="http://schemas.microsoft.com/office/drawing/2015/10/21/chartex" xmlns:cx3="http://schemas.microsoft.com/office/drawing/2016/5/9/chartex" xmlns:cx4="http://schemas.microsoft.com/office/drawing/2016/5/10/chartex" xmlns:cx5="http://schemas.microsoft.com/office/drawing/2016/5/11/chartex" xmlns:cx6="http://schemas.microsoft.com/office/drawing/2016/5/12/chartex" xmlns:cx7="http://schemas.microsoft.com/office/drawing/2016/5/13/chartex" xmlns:cx8="http://schemas.microsoft.com/office/drawing/2016/5/14/chartex" xmlns:mc="http://schemas.openxmlformats.org/markup-compatibility/2006" xmlns:aink="http://schemas.microsoft.com/office/drawing/2016/ink" xmlns:am3d="http://schemas.microsoft.com/office/drawing/2017/model3d" xmlns:o="urn:schemas-microsoft-com:office:office" xmlns:r="http://schemas.openxmlformats.org/officeDocument/2006/relationships" xmlns:m="http://schemas.openxmlformats.org/officeDocument/2006/math" xmlns:v="urn:schemas-microsoft-com:vml" xmlns:wp14="http://schemas.microsoft.com/office/word/2010/wordprocessingDrawing" xmlns:wp="http://schemas.openxmlformats.org/drawingml/2006/wordprocessingDrawing" xmlns:w10="urn:schemas-microsoft-com:office:word" xmlns:w="http://schemas.openxmlformats.org/wordprocessingml/2006/main" xmlns:w14="http://schemas.microsoft.com/office/word/2010/wordml" xmlns:w15="http://schemas.microsoft.com/office/word/2012/wordml" xmlns:w16cex="http://schemas.microsoft.com/office/word/2018/wordml/cex" xmlns:w16cid="http://schemas.microsoft.com/office/word/2016/wordml/cid" xmlns:w16="http://schemas.microsoft.com/office/word/2018/wordml" xmlns:w16sdtdh="http://schemas.microsoft.com/office/word/2020/wordml/sdtdatahash" xmlns:w16se="http://schemas.microsoft.com/office/word/2015/wordml/symex" xmlns:wpg="http://schemas.microsoft.com/office/word/2010/wordprocessingGroup" xmlns:wpi="http://schemas.microsoft.com/office/word/2010/wordprocessingInk" xmlns:wne="http://schemas.microsoft.com/office/word/2006/wordml" xmlns:wps="http://schemas.microsoft.com/office/word/2010/wordprocessingShape" mc:Ignorable="w14 w15 w16se w16cid w16 w16cex w16sdtdh wp14">
+<w:ftr xmlns:wpc="http://schemas.microsoft.com/office/word/2010/wordprocessingCanvas" xmlns:cx="http://schemas.microsoft.com/office/drawing/2014/chartex" xmlns:cx1="http://schemas.microsoft.com/office/drawing/2015/9/8/chartex" xmlns:cx2="http://schemas.microsoft.com/office/drawing/2015/10/21/chartex" xmlns:cx3="http://schemas.microsoft.com/office/drawing/2016/5/9/chartex" xmlns:cx4="http://schemas.microsoft.com/office/drawing/2016/5/10/chartex" xmlns:cx5="http://schemas.microsoft.com/office/drawing/2016/5/11/chartex" xmlns:cx6="http://schemas.microsoft.com/office/drawing/2016/5/12/chartex" xmlns:cx7="http://schemas.microsoft.com/office/drawing/2016/5/13/chartex" xmlns:cx8="http://schemas.microsoft.com/office/drawing/2016/5/14/chartex" xmlns:mc="http://schemas.openxmlformats.org/markup-compatibility/2006" xmlns:aink="http://schemas.microsoft.com/office/drawing/2016/ink" xmlns:am3d="http://schemas.microsoft.com/office/drawing/2017/model3d" xmlns:o="urn:schemas-microsoft-com:office:office" xmlns:oel="http://schemas.microsoft.com/office/2019/extlst" xmlns:r="http://schemas.openxmlformats.org/officeDocument/2006/relationships" xmlns:m="http://schemas.openxmlformats.org/officeDocument/2006/math" xmlns:v="urn:schemas-microsoft-com:vml" xmlns:wp14="http://schemas.microsoft.com/office/word/2010/wordprocessingDrawing" xmlns:wp="http://schemas.openxmlformats.org/drawingml/2006/wordprocessingDrawing" xmlns:w10="urn:schemas-microsoft-com:office:word" xmlns:w="http://schemas.openxmlformats.org/wordprocessingml/2006/main" xmlns:w14="http://schemas.microsoft.com/office/word/2010/wordml" xmlns:w15="http://schemas.microsoft.com/office/word/2012/wordml" xmlns:w16cex="http://schemas.microsoft.com/office/word/2018/wordml/cex" xmlns:w16cid="http://schemas.microsoft.com/office/word/2016/wordml/cid" xmlns:w16="http://schemas.microsoft.com/office/word/2018/wordml" xmlns:w16du="http://schemas.microsoft.com/office/word/2023/wordml/word16du" xmlns:w16sdtdh="http://schemas.microsoft.com/office/word/2020/wordml/sdtdatahash" xmlns:w16sdtfl="http://schemas.microsoft.com/office/word/2024/wordml/sdtformatlock" xmlns:w16se="http://schemas.microsoft.com/office/word/2015/wordml/symex" xmlns:wpg="http://schemas.microsoft.com/office/word/2010/wordprocessingGroup" xmlns:wpi="http://schemas.microsoft.com/office/word/2010/wordprocessingInk" xmlns:wne="http://schemas.microsoft.com/office/word/2006/wordml" xmlns:wps="http://schemas.microsoft.com/office/word/2010/wordprocessingShape" mc:Ignorable="w14 w15 w16se w16cid w16 w16cex w16sdtdh w16sdtfl w16du wp14">
   <w:sdt>
     <w:sdtPr>
       <w:id w:val="-883172744"/>
@@ -499,7 +560,6 @@
         <w:docPartUnique/>
       </w:docPartObj>
     </w:sdtPr>
-    <w:sdtEndPr/>
     <w:sdtContent>
       <w:p>
         <w:pPr>
@@ -532,7 +592,7 @@
 </file>
 
 <file path=word/footnotes.xml><?xml version="1.0" encoding="utf-8"?>
-<w:footnotes xmlns:wpc="http://schemas.microsoft.com/office/word/2010/wordprocessingCanvas" xmlns:cx="http://schemas.microsoft.com/office/drawing/2014/chartex" xmlns:cx1="http://schemas.microsoft.com/office/drawing/2015/9/8/chartex" xmlns:cx2="http://schemas.microsoft.com/office/drawing/2015/10/21/chartex" xmlns:cx3="http://schemas.microsoft.com/office/drawing/2016/5/9/chartex" xmlns:cx4="http://schemas.microsoft.com/office/drawing/2016/5/10/chartex" xmlns:cx5="http://schemas.microsoft.com/office/drawing/2016/5/11/chartex" xmlns:cx6="http://schemas.microsoft.com/office/drawing/2016/5/12/chartex" xmlns:cx7="http://schemas.microsoft.com/office/drawing/2016/5/13/chartex" xmlns:cx8="http://schemas.microsoft.com/office/drawing/2016/5/14/chartex" xmlns:mc="http://schemas.openxmlformats.org/markup-compatibility/2006" xmlns:aink="http://schemas.microsoft.com/office/drawing/2016/ink" xmlns:am3d="http://schemas.microsoft.com/office/drawing/2017/model3d" xmlns:o="urn:schemas-microsoft-com:office:office" xmlns:r="http://schemas.openxmlformats.org/officeDocument/2006/relationships" xmlns:m="http://schemas.openxmlformats.org/officeDocument/2006/math" xmlns:v="urn:schemas-microsoft-com:vml" xmlns:wp14="http://schemas.microsoft.com/office/word/2010/wordprocessingDrawing" xmlns:wp="http://schemas.openxmlformats.org/drawingml/2006/wordprocessingDrawing" xmlns:w10="urn:schemas-microsoft-com:office:word" xmlns:w="http://schemas.openxmlformats.org/wordprocessingml/2006/main" xmlns:w14="http://schemas.microsoft.com/office/word/2010/wordml" xmlns:w15="http://schemas.microsoft.com/office/word/2012/wordml" xmlns:w16cex="http://schemas.microsoft.com/office/word/2018/wordml/cex" xmlns:w16cid="http://schemas.microsoft.com/office/word/2016/wordml/cid" xmlns:w16="http://schemas.microsoft.com/office/word/2018/wordml" xmlns:w16sdtdh="http://schemas.microsoft.com/office/word/2020/wordml/sdtdatahash" xmlns:w16se="http://schemas.microsoft.com/office/word/2015/wordml/symex" xmlns:wpg="http://schemas.microsoft.com/office/word/2010/wordprocessingGroup" xmlns:wpi="http://schemas.microsoft.com/office/word/2010/wordprocessingInk" xmlns:wne="http://schemas.microsoft.com/office/word/2006/wordml" xmlns:wps="http://schemas.microsoft.com/office/word/2010/wordprocessingShape" mc:Ignorable="w14 w15 w16se w16cid w16 w16cex w16sdtdh wp14">
+<w:footnotes xmlns:wpc="http://schemas.microsoft.com/office/word/2010/wordprocessingCanvas" xmlns:cx="http://schemas.microsoft.com/office/drawing/2014/chartex" xmlns:cx1="http://schemas.microsoft.com/office/drawing/2015/9/8/chartex" xmlns:cx2="http://schemas.microsoft.com/office/drawing/2015/10/21/chartex" xmlns:cx3="http://schemas.microsoft.com/office/drawing/2016/5/9/chartex" xmlns:cx4="http://schemas.microsoft.com/office/drawing/2016/5/10/chartex" xmlns:cx5="http://schemas.microsoft.com/office/drawing/2016/5/11/chartex" xmlns:cx6="http://schemas.microsoft.com/office/drawing/2016/5/12/chartex" xmlns:cx7="http://schemas.microsoft.com/office/drawing/2016/5/13/chartex" xmlns:cx8="http://schemas.microsoft.com/office/drawing/2016/5/14/chartex" xmlns:mc="http://schemas.openxmlformats.org/markup-compatibility/2006" xmlns:aink="http://schemas.microsoft.com/office/drawing/2016/ink" xmlns:am3d="http://schemas.microsoft.com/office/drawing/2017/model3d" xmlns:o="urn:schemas-microsoft-com:office:office" xmlns:oel="http://schemas.microsoft.com/office/2019/extlst" xmlns:r="http://schemas.openxmlformats.org/officeDocument/2006/relationships" xmlns:m="http://schemas.openxmlformats.org/officeDocument/2006/math" xmlns:v="urn:schemas-microsoft-com:vml" xmlns:wp14="http://schemas.microsoft.com/office/word/2010/wordprocessingDrawing" xmlns:wp="http://schemas.openxmlformats.org/drawingml/2006/wordprocessingDrawing" xmlns:w10="urn:schemas-microsoft-com:office:word" xmlns:w="http://schemas.openxmlformats.org/wordprocessingml/2006/main" xmlns:w14="http://schemas.microsoft.com/office/word/2010/wordml" xmlns:w15="http://schemas.microsoft.com/office/word/2012/wordml" xmlns:w16cex="http://schemas.microsoft.com/office/word/2018/wordml/cex" xmlns:w16cid="http://schemas.microsoft.com/office/word/2016/wordml/cid" xmlns:w16="http://schemas.microsoft.com/office/word/2018/wordml" xmlns:w16du="http://schemas.microsoft.com/office/word/2023/wordml/word16du" xmlns:w16sdtdh="http://schemas.microsoft.com/office/word/2020/wordml/sdtdatahash" xmlns:w16sdtfl="http://schemas.microsoft.com/office/word/2024/wordml/sdtformatlock" xmlns:w16se="http://schemas.microsoft.com/office/word/2015/wordml/symex" xmlns:wpg="http://schemas.microsoft.com/office/word/2010/wordprocessingGroup" xmlns:wpi="http://schemas.microsoft.com/office/word/2010/wordprocessingInk" xmlns:wne="http://schemas.microsoft.com/office/word/2006/wordml" xmlns:wps="http://schemas.microsoft.com/office/word/2010/wordprocessingShape" mc:Ignorable="w14 w15 w16se w16cid w16 w16cex w16sdtdh w16sdtfl w16du wp14">
   <w:footnote w:type="separator" w:id="-1">
     <w:p>
       <w:pPr>
@@ -557,7 +617,7 @@
 </file>
 
 <file path=word/header1.xml><?xml version="1.0" encoding="utf-8"?>
-<w:hdr xmlns:wpc="http://schemas.microsoft.com/office/word/2010/wordprocessingCanvas" xmlns:cx="http://schemas.microsoft.com/office/drawing/2014/chartex" xmlns:cx1="http://schemas.microsoft.com/office/drawing/2015/9/8/chartex" xmlns:cx2="http://schemas.microsoft.com/office/drawing/2015/10/21/chartex" xmlns:cx3="http://schemas.microsoft.com/office/drawing/2016/5/9/chartex" xmlns:cx4="http://schemas.microsoft.com/office/drawing/2016/5/10/chartex" xmlns:cx5="http://schemas.microsoft.com/office/drawing/2016/5/11/chartex" xmlns:cx6="http://schemas.microsoft.com/office/drawing/2016/5/12/chartex" xmlns:cx7="http://schemas.microsoft.com/office/drawing/2016/5/13/chartex" xmlns:cx8="http://schemas.microsoft.com/office/drawing/2016/5/14/chartex" xmlns:mc="http://schemas.openxmlformats.org/markup-compatibility/2006" xmlns:aink="http://schemas.microsoft.com/office/drawing/2016/ink" xmlns:am3d="http://schemas.microsoft.com/office/drawing/2017/model3d" xmlns:o="urn:schemas-microsoft-com:office:office" xmlns:r="http://schemas.openxmlformats.org/officeDocument/2006/relationships" xmlns:m="http://schemas.openxmlformats.org/officeDocument/2006/math" xmlns:v="urn:schemas-microsoft-com:vml" xmlns:wp14="http://schemas.microsoft.com/office/word/2010/wordprocessingDrawing" xmlns:wp="http://schemas.openxmlformats.org/drawingml/2006/wordprocessingDrawing" xmlns:w10="urn:schemas-microsoft-com:office:word" xmlns:w="http://schemas.openxmlformats.org/wordprocessingml/2006/main" xmlns:w14="http://schemas.microsoft.com/office/word/2010/wordml" xmlns:w15="http://schemas.microsoft.com/office/word/2012/wordml" xmlns:w16cex="http://schemas.microsoft.com/office/word/2018/wordml/cex" xmlns:w16cid="http://schemas.microsoft.com/office/word/2016/wordml/cid" xmlns:w16="http://schemas.microsoft.com/office/word/2018/wordml" xmlns:w16sdtdh="http://schemas.microsoft.com/office/word/2020/wordml/sdtdatahash" xmlns:w16se="http://schemas.microsoft.com/office/word/2015/wordml/symex" xmlns:wpg="http://schemas.microsoft.com/office/word/2010/wordprocessingGroup" xmlns:wpi="http://schemas.microsoft.com/office/word/2010/wordprocessingInk" xmlns:wne="http://schemas.microsoft.com/office/word/2006/wordml" xmlns:wps="http://schemas.microsoft.com/office/word/2010/wordprocessingShape" mc:Ignorable="w14 w15 w16se w16cid w16 w16cex w16sdtdh wp14">
+<w:hdr xmlns:wpc="http://schemas.microsoft.com/office/word/2010/wordprocessingCanvas" xmlns:cx="http://schemas.microsoft.com/office/drawing/2014/chartex" xmlns:cx1="http://schemas.microsoft.com/office/drawing/2015/9/8/chartex" xmlns:cx2="http://schemas.microsoft.com/office/drawing/2015/10/21/chartex" xmlns:cx3="http://schemas.microsoft.com/office/drawing/2016/5/9/chartex" xmlns:cx4="http://schemas.microsoft.com/office/drawing/2016/5/10/chartex" xmlns:cx5="http://schemas.microsoft.com/office/drawing/2016/5/11/chartex" xmlns:cx6="http://schemas.microsoft.com/office/drawing/2016/5/12/chartex" xmlns:cx7="http://schemas.microsoft.com/office/drawing/2016/5/13/chartex" xmlns:cx8="http://schemas.microsoft.com/office/drawing/2016/5/14/chartex" xmlns:mc="http://schemas.openxmlformats.org/markup-compatibility/2006" xmlns:aink="http://schemas.microsoft.com/office/drawing/2016/ink" xmlns:am3d="http://schemas.microsoft.com/office/drawing/2017/model3d" xmlns:o="urn:schemas-microsoft-com:office:office" xmlns:oel="http://schemas.microsoft.com/office/2019/extlst" xmlns:r="http://schemas.openxmlformats.org/officeDocument/2006/relationships" xmlns:m="http://schemas.openxmlformats.org/officeDocument/2006/math" xmlns:v="urn:schemas-microsoft-com:vml" xmlns:wp14="http://schemas.microsoft.com/office/word/2010/wordprocessingDrawing" xmlns:wp="http://schemas.openxmlformats.org/drawingml/2006/wordprocessingDrawing" xmlns:w10="urn:schemas-microsoft-com:office:word" xmlns:w="http://schemas.openxmlformats.org/wordprocessingml/2006/main" xmlns:w14="http://schemas.microsoft.com/office/word/2010/wordml" xmlns:w15="http://schemas.microsoft.com/office/word/2012/wordml" xmlns:w16cex="http://schemas.microsoft.com/office/word/2018/wordml/cex" xmlns:w16cid="http://schemas.microsoft.com/office/word/2016/wordml/cid" xmlns:w16="http://schemas.microsoft.com/office/word/2018/wordml" xmlns:w16du="http://schemas.microsoft.com/office/word/2023/wordml/word16du" xmlns:w16sdtdh="http://schemas.microsoft.com/office/word/2020/wordml/sdtdatahash" xmlns:w16sdtfl="http://schemas.microsoft.com/office/word/2024/wordml/sdtformatlock" xmlns:w16se="http://schemas.microsoft.com/office/word/2015/wordml/symex" xmlns:wpg="http://schemas.microsoft.com/office/word/2010/wordprocessingGroup" xmlns:wpi="http://schemas.microsoft.com/office/word/2010/wordprocessingInk" xmlns:wne="http://schemas.microsoft.com/office/word/2006/wordml" xmlns:wps="http://schemas.microsoft.com/office/word/2010/wordprocessingShape" mc:Ignorable="w14 w15 w16se w16cid w16 w16cex w16sdtdh w16sdtfl w16du wp14">
   <w:tbl>
     <w:tblPr>
       <w:tblStyle w:val="Tabellenraster"/>
@@ -714,7 +774,7 @@
 </file>
 
 <file path=word/numbering.xml><?xml version="1.0" encoding="utf-8"?>
-<w:numbering xmlns:wpc="http://schemas.microsoft.com/office/word/2010/wordprocessingCanvas" xmlns:cx="http://schemas.microsoft.com/office/drawing/2014/chartex" xmlns:cx1="http://schemas.microsoft.com/office/drawing/2015/9/8/chartex" xmlns:cx2="http://schemas.microsoft.com/office/drawing/2015/10/21/chartex" xmlns:cx3="http://schemas.microsoft.com/office/drawing/2016/5/9/chartex" xmlns:cx4="http://schemas.microsoft.com/office/drawing/2016/5/10/chartex" xmlns:cx5="http://schemas.microsoft.com/office/drawing/2016/5/11/chartex" xmlns:cx6="http://schemas.microsoft.com/office/drawing/2016/5/12/chartex" xmlns:cx7="http://schemas.microsoft.com/office/drawing/2016/5/13/chartex" xmlns:cx8="http://schemas.microsoft.com/office/drawing/2016/5/14/chartex" xmlns:mc="http://schemas.openxmlformats.org/markup-compatibility/2006" xmlns:aink="http://schemas.microsoft.com/office/drawing/2016/ink" xmlns:am3d="http://schemas.microsoft.com/office/drawing/2017/model3d" xmlns:o="urn:schemas-microsoft-com:office:office" xmlns:r="http://schemas.openxmlformats.org/officeDocument/2006/relationships" xmlns:m="http://schemas.openxmlformats.org/officeDocument/2006/math" xmlns:v="urn:schemas-microsoft-com:vml" xmlns:wp14="http://schemas.microsoft.com/office/word/2010/wordprocessingDrawing" xmlns:wp="http://schemas.openxmlformats.org/drawingml/2006/wordprocessingDrawing" xmlns:w10="urn:schemas-microsoft-com:office:word" xmlns:w="http://schemas.openxmlformats.org/wordprocessingml/2006/main" xmlns:w14="http://schemas.microsoft.com/office/word/2010/wordml" xmlns:w15="http://schemas.microsoft.com/office/word/2012/wordml" xmlns:w16cex="http://schemas.microsoft.com/office/word/2018/wordml/cex" xmlns:w16cid="http://schemas.microsoft.com/office/word/2016/wordml/cid" xmlns:w16="http://schemas.microsoft.com/office/word/2018/wordml" xmlns:w16sdtdh="http://schemas.microsoft.com/office/word/2020/wordml/sdtdatahash" xmlns:w16se="http://schemas.microsoft.com/office/word/2015/wordml/symex" xmlns:wpg="http://schemas.microsoft.com/office/word/2010/wordprocessingGroup" xmlns:wpi="http://schemas.microsoft.com/office/word/2010/wordprocessingInk" xmlns:wne="http://schemas.microsoft.com/office/word/2006/wordml" xmlns:wps="http://schemas.microsoft.com/office/word/2010/wordprocessingShape" mc:Ignorable="w14 w15 w16se w16cid w16 w16cex w16sdtdh wp14">
+<w:numbering xmlns:wpc="http://schemas.microsoft.com/office/word/2010/wordprocessingCanvas" xmlns:cx="http://schemas.microsoft.com/office/drawing/2014/chartex" xmlns:cx1="http://schemas.microsoft.com/office/drawing/2015/9/8/chartex" xmlns:cx2="http://schemas.microsoft.com/office/drawing/2015/10/21/chartex" xmlns:cx3="http://schemas.microsoft.com/office/drawing/2016/5/9/chartex" xmlns:cx4="http://schemas.microsoft.com/office/drawing/2016/5/10/chartex" xmlns:cx5="http://schemas.microsoft.com/office/drawing/2016/5/11/chartex" xmlns:cx6="http://schemas.microsoft.com/office/drawing/2016/5/12/chartex" xmlns:cx7="http://schemas.microsoft.com/office/drawing/2016/5/13/chartex" xmlns:cx8="http://schemas.microsoft.com/office/drawing/2016/5/14/chartex" xmlns:mc="http://schemas.openxmlformats.org/markup-compatibility/2006" xmlns:aink="http://schemas.microsoft.com/office/drawing/2016/ink" xmlns:am3d="http://schemas.microsoft.com/office/drawing/2017/model3d" xmlns:o="urn:schemas-microsoft-com:office:office" xmlns:oel="http://schemas.microsoft.com/office/2019/extlst" xmlns:r="http://schemas.openxmlformats.org/officeDocument/2006/relationships" xmlns:m="http://schemas.openxmlformats.org/officeDocument/2006/math" xmlns:v="urn:schemas-microsoft-com:vml" xmlns:wp14="http://schemas.microsoft.com/office/word/2010/wordprocessingDrawing" xmlns:wp="http://schemas.openxmlformats.org/drawingml/2006/wordprocessingDrawing" xmlns:w10="urn:schemas-microsoft-com:office:word" xmlns:w="http://schemas.openxmlformats.org/wordprocessingml/2006/main" xmlns:w14="http://schemas.microsoft.com/office/word/2010/wordml" xmlns:w15="http://schemas.microsoft.com/office/word/2012/wordml" xmlns:w16cex="http://schemas.microsoft.com/office/word/2018/wordml/cex" xmlns:w16cid="http://schemas.microsoft.com/office/word/2016/wordml/cid" xmlns:w16="http://schemas.microsoft.com/office/word/2018/wordml" xmlns:w16du="http://schemas.microsoft.com/office/word/2023/wordml/word16du" xmlns:w16sdtdh="http://schemas.microsoft.com/office/word/2020/wordml/sdtdatahash" xmlns:w16sdtfl="http://schemas.microsoft.com/office/word/2024/wordml/sdtformatlock" xmlns:w16se="http://schemas.microsoft.com/office/word/2015/wordml/symex" xmlns:wpg="http://schemas.microsoft.com/office/word/2010/wordprocessingGroup" xmlns:wpi="http://schemas.microsoft.com/office/word/2010/wordprocessingInk" xmlns:wne="http://schemas.microsoft.com/office/word/2006/wordml" xmlns:wps="http://schemas.microsoft.com/office/word/2010/wordprocessingShape" mc:Ignorable="w14 w15 w16se w16cid w16 w16cex w16sdtdh w16sdtfl w16du wp14">
   <w:abstractNum w:abstractNumId="0" w15:restartNumberingAfterBreak="0">
     <w:nsid w:val="073E7307"/>
     <w:multiLevelType w:val="multilevel"/>
@@ -3034,71 +3094,71 @@
       </w:rPr>
     </w:lvl>
   </w:abstractNum>
-  <w:num w:numId="1">
+  <w:num w:numId="1" w16cid:durableId="1669937286">
     <w:abstractNumId w:val="6"/>
   </w:num>
-  <w:num w:numId="2">
+  <w:num w:numId="2" w16cid:durableId="508757488">
     <w:abstractNumId w:val="4"/>
   </w:num>
-  <w:num w:numId="3">
+  <w:num w:numId="3" w16cid:durableId="438911103">
     <w:abstractNumId w:val="3"/>
   </w:num>
-  <w:num w:numId="4">
+  <w:num w:numId="4" w16cid:durableId="1037971868">
     <w:abstractNumId w:val="1"/>
   </w:num>
-  <w:num w:numId="5">
+  <w:num w:numId="5" w16cid:durableId="113527901">
     <w:abstractNumId w:val="7"/>
   </w:num>
-  <w:num w:numId="6">
+  <w:num w:numId="6" w16cid:durableId="1655647216">
     <w:abstractNumId w:val="9"/>
   </w:num>
-  <w:num w:numId="7">
+  <w:num w:numId="7" w16cid:durableId="1836340849">
     <w:abstractNumId w:val="8"/>
   </w:num>
-  <w:num w:numId="8">
+  <w:num w:numId="8" w16cid:durableId="645864944">
     <w:abstractNumId w:val="15"/>
   </w:num>
-  <w:num w:numId="9">
+  <w:num w:numId="9" w16cid:durableId="14619345">
     <w:abstractNumId w:val="12"/>
   </w:num>
-  <w:num w:numId="10">
+  <w:num w:numId="10" w16cid:durableId="967972130">
     <w:abstractNumId w:val="13"/>
   </w:num>
-  <w:num w:numId="11">
+  <w:num w:numId="11" w16cid:durableId="535235225">
     <w:abstractNumId w:val="11"/>
   </w:num>
-  <w:num w:numId="12">
+  <w:num w:numId="12" w16cid:durableId="2031445996">
     <w:abstractNumId w:val="18"/>
   </w:num>
-  <w:num w:numId="13">
+  <w:num w:numId="13" w16cid:durableId="743571896">
     <w:abstractNumId w:val="17"/>
   </w:num>
-  <w:num w:numId="14">
+  <w:num w:numId="14" w16cid:durableId="1782726756">
     <w:abstractNumId w:val="10"/>
   </w:num>
-  <w:num w:numId="15">
+  <w:num w:numId="15" w16cid:durableId="1628733166">
     <w:abstractNumId w:val="14"/>
   </w:num>
-  <w:num w:numId="16">
+  <w:num w:numId="16" w16cid:durableId="1166286500">
     <w:abstractNumId w:val="0"/>
   </w:num>
-  <w:num w:numId="17">
+  <w:num w:numId="17" w16cid:durableId="617761301">
     <w:abstractNumId w:val="2"/>
   </w:num>
-  <w:num w:numId="18">
+  <w:num w:numId="18" w16cid:durableId="724836870">
     <w:abstractNumId w:val="16"/>
   </w:num>
-  <w:num w:numId="19">
+  <w:num w:numId="19" w16cid:durableId="73474448">
     <w:abstractNumId w:val="19"/>
   </w:num>
-  <w:num w:numId="20">
+  <w:num w:numId="20" w16cid:durableId="220017698">
     <w:abstractNumId w:val="5"/>
   </w:num>
 </w:numbering>
 </file>
 
 <file path=word/styles.xml><?xml version="1.0" encoding="utf-8"?>
-<w:styles xmlns:mc="http://schemas.openxmlformats.org/markup-compatibility/2006" xmlns:r="http://schemas.openxmlformats.org/officeDocument/2006/relationships" xmlns:w="http://schemas.openxmlformats.org/wordprocessingml/2006/main" xmlns:w14="http://schemas.microsoft.com/office/word/2010/wordml" xmlns:w15="http://schemas.microsoft.com/office/word/2012/wordml" xmlns:w16cex="http://schemas.microsoft.com/office/word/2018/wordml/cex" xmlns:w16cid="http://schemas.microsoft.com/office/word/2016/wordml/cid" xmlns:w16="http://schemas.microsoft.com/office/word/2018/wordml" xmlns:w16sdtdh="http://schemas.microsoft.com/office/word/2020/wordml/sdtdatahash" xmlns:w16se="http://schemas.microsoft.com/office/word/2015/wordml/symex" mc:Ignorable="w14 w15 w16se w16cid w16 w16cex w16sdtdh">
+<w:styles xmlns:mc="http://schemas.openxmlformats.org/markup-compatibility/2006" xmlns:r="http://schemas.openxmlformats.org/officeDocument/2006/relationships" xmlns:w="http://schemas.openxmlformats.org/wordprocessingml/2006/main" xmlns:w14="http://schemas.microsoft.com/office/word/2010/wordml" xmlns:w15="http://schemas.microsoft.com/office/word/2012/wordml" xmlns:w16cex="http://schemas.microsoft.com/office/word/2018/wordml/cex" xmlns:w16cid="http://schemas.microsoft.com/office/word/2016/wordml/cid" xmlns:w16="http://schemas.microsoft.com/office/word/2018/wordml" xmlns:w16du="http://schemas.microsoft.com/office/word/2023/wordml/word16du" xmlns:w16sdtdh="http://schemas.microsoft.com/office/word/2020/wordml/sdtdatahash" xmlns:w16sdtfl="http://schemas.microsoft.com/office/word/2024/wordml/sdtformatlock" xmlns:w16se="http://schemas.microsoft.com/office/word/2015/wordml/symex" mc:Ignorable="w14 w15 w16se w16cid w16 w16cex w16sdtdh w16sdtfl w16du">
   <w:docDefaults>
     <w:rPrDefault>
       <w:rPr>
